--- a/docs/product/DOCUMENTO_MAESTRO_FINAX.docx
+++ b/docs/product/DOCUMENTO_MAESTRO_FINAX.docx
@@ -1182,7 +1182,7 @@
         <w:br/>
         <w:t>• Comparativa ingresos vs gastos.</w:t>
         <w:br/>
-        <w:t>• Filtros por semana, mes, año y periodo personalizado.</w:t>
+        <w:t>• Filtros por periodo: 1M, 3M, 6M, 1A y Todo. El periodo personalizado no forma parte de V1.</w:t>
         <w:br/>
         <w:t>• Indicadores de ahorro y gasto medio.</w:t>
       </w:r>
